--- a/mba-mybrand/larisa-romashova-podcast1-transkript.docx
+++ b/mba-mybrand/larisa-romashova-podcast1-transkript.docx
@@ -4,18 +4,18 @@
   <w:body>
     <w:p>
       <w:pPr>
-        <w:pStyle w:val="Heading1"/>
+        <w:pStyle w:val="Title"/>
       </w:pPr>
       <w:r>
-        <w:t>Лариса Ромашова — Подкаст 1. Транскрибация</w:t>
+        <w:t>Лариса Ромашова — подкаст 1. Транскрибация</w:t>
       </w:r>
     </w:p>
     <w:p>
       <w:pPr>
-        <w:pStyle w:val="Heading2"/>
+        <w:pStyle w:val="Heading1"/>
       </w:pPr>
       <w:r>
-        <w:t>1. Онлайн-школа итальянского: для кого и зачем</w:t>
+        <w:t>1. Знакомство и переход от фортепиано к итальянскому</w:t>
       </w:r>
     </w:p>
     <w:p>
@@ -26,7 +26,7 @@
         <w:t xml:space="preserve">Ведущий: </w:t>
       </w:r>
       <w:r>
-        <w:t>Для тех, кто с вами не знаком, можете коротко рассказать, чем вы занимаетесь? И немного про вашу школу итальянского языка?</w:t>
+        <w:t>Добрый день! У нас в гостях Лариса Ромашова, предпринимательница в сфере образования. Добрый день!</w:t>
       </w:r>
     </w:p>
     <w:p>
@@ -34,29 +34,10 @@
         <w:rPr>
           <w:b/>
         </w:rPr>
-        <w:t xml:space="preserve">Лариса: </w:t>
+        <w:t xml:space="preserve">Лариса Ромашова: </w:t>
       </w:r>
       <w:r>
-        <w:t>У меня онлайн-школа итальянского языка. И самое главное, что у нас есть студенты в основном взрослые, но также мы работаем и с детьми. Наша школа прежде всего приглашает студентов для того, чтобы они научились разговориться, то есть заговорить в самые короткие временные отрезки, но также подготовиться к экзаменам — экзаменам в вузы для поступления, сдаче международных экзаменов CELI, CILS, PLIDA на уровень B1, B2, C1 и, возможно, C2. А также сдать на гражданство.</w:t>
-      </w:r>
-    </w:p>
-    <w:p>
-      <w:r>
-        <w:rPr>
-          <w:b/>
-        </w:rPr>
-        <w:t xml:space="preserve">Лариса: </w:t>
-      </w:r>
-      <w:r>
-        <w:t>То есть мы полностью помогаем людям, которые проживают уже в Италии и хотят разговориться, научиться говорить и понимать итальянцев. Но также работаем со студентами из России, которые хотят путешествовать по Италии, а также с запросом переезда и поступления в вузы, поиска работы или подтверждения своей квалификации.</w:t>
-      </w:r>
-    </w:p>
-    <w:p>
-      <w:pPr>
-        <w:pStyle w:val="Heading2"/>
-      </w:pPr>
-      <w:r>
-        <w:t>2. От консерватории к преподаванию языков</w:t>
+        <w:t>Добрый день!</w:t>
       </w:r>
     </w:p>
     <w:p>
@@ -67,7 +48,7 @@
         <w:t xml:space="preserve">Ведущий: </w:t>
       </w:r>
       <w:r>
-        <w:t>Насколько мне известно, вы ещё окончили консерваторию по классу фортепиано и много лет были связаны непосредственно с музыкой. А что именно из этого опыта вы применяете сегодня, особенно когда управляете командой преподавателей по языку?</w:t>
+        <w:t>Лариса, я знаю, что вы окончили Санкт-Петербургскую консерваторию по классу фортепиано, а сейчас руководите школой итальянского языка. Как произошёл этот переход?</w:t>
       </w:r>
     </w:p>
     <w:p>
@@ -75,18 +56,18 @@
         <w:rPr>
           <w:b/>
         </w:rPr>
-        <w:t xml:space="preserve">Лариса: </w:t>
+        <w:t xml:space="preserve">Лариса Ромашова: </w:t>
       </w:r>
       <w:r>
-        <w:t>Прежде всего, в музыке я поняла, что я прежде всего педагог. То есть мне нравится очень погружаться в материю, в предмет. Сравнивать, проводить анализ всех методик, которые существуют, и находить те инструменты, которые помогают не только человеку достичь результата, но и полюбить тот предмет, который изучают. Это музыка — полюбить музыку и заниматься с удовольствием на занятиях. Если это итальянский — это полюбить итальянский так, чтобы заниматься с удовольствием итальянским языком.</w:t>
+        <w:t>Прежде всего, что такое преподаватель фортепиано? Это тот же педагог. Поэтому преподавать итальянский язык для меня — это быть педагогом, настоящим педагогом в том смысле слова, что на 100% стараться обучать грамотно, правильно, с гарантией качества.</w:t>
       </w:r>
     </w:p>
     <w:p>
       <w:pPr>
-        <w:pStyle w:val="Heading2"/>
+        <w:pStyle w:val="Heading1"/>
       </w:pPr>
       <w:r>
-        <w:t>3. Кого точно не возьмёт в команду</w:t>
+        <w:t>2. Что объединяет музыку и итальянский язык</w:t>
       </w:r>
     </w:p>
     <w:p>
@@ -97,7 +78,7 @@
         <w:t xml:space="preserve">Ведущий: </w:t>
       </w:r>
       <w:r>
-        <w:t>Если совсем просто, то какого человека вы точно не возьмёте в команду, даже если он прекрасно знает итальянский язык?</w:t>
+        <w:t>А почему всё-таки произошёл этот скачок — от фортепиано, от музыки к итальянскому языку?</w:t>
       </w:r>
     </w:p>
     <w:p>
@@ -105,40 +86,23 @@
         <w:rPr>
           <w:b/>
         </w:rPr>
-        <w:t xml:space="preserve">Лариса: </w:t>
+        <w:t xml:space="preserve">Лариса Ромашова: </w:t>
       </w:r>
       <w:r>
-        <w:t>Да, я, допустим, очень внимательно отбираю свою команду. Потому что первое, что мне очень важно, — даже если произношение хорошее, грамотный, даже сам носитель, — но мне очень важно, чтобы педагог мог донести информацию простым языком, сложные темы. Мог так объяснить, чтобы человек понял, любого уровня человек. И с другой стороны, чтобы с первых занятий была практика. Немаловажно, чтобы материалы были интересны, актуальны и мотивировали ученика к обучению.</w:t>
+        <w:t>Прежде всего, их даже что-то объединяет. Объединяет именно эстетика, потому что итальянский язык — один из красивейших языков мира. Он музыкальный. А в музыке, в свою очередь, термины тоже соприкасаются с этим языком: музыкальные термины звучат на итальянском.</w:t>
       </w:r>
     </w:p>
     <w:p>
       <w:r>
-        <w:rPr>
-          <w:b/>
-        </w:rPr>
-        <w:t xml:space="preserve">Лариса: </w:t>
-      </w:r>
-      <w:r>
-        <w:t>Ну и немаловажный тоже вопрос — это именно включённость в ученика. Очень важно, чтобы педагог был заинтересован результатом ученика, переживал за его достижения, не был неравнодушен к его результатам. И, конечно же, включал всех-всех учеников, если мы говорим о группе, в процесс.</w:t>
-      </w:r>
-    </w:p>
-    <w:p>
-      <w:r>
-        <w:rPr>
-          <w:b/>
-        </w:rPr>
-        <w:t xml:space="preserve">Лариса: </w:t>
-      </w:r>
-      <w:r>
-        <w:t>А также ещё момент есть, потому что я ещё обучаю, я помогаю, если не хватает каких-то инструментов, чтобы привести ученика к его цели или к каким-то определённым важным для него моментам, которые ему нужно разъяснить. Я обучаю педагогов. И вот желание обучаться, быть открытым к новым методикам, к новому обучению, внедрению этого в свой учебный процесс — то это вот те пункты, которые я всегда отсматриваю, когда смотрю и отбираю в свою команду педагогов.</w:t>
+        <w:t>Поэтому сама эстетика, красота звучания прежде всего и гармония, которую несут и язык, и музыка, — это очень близкие темы.</w:t>
       </w:r>
     </w:p>
     <w:p>
       <w:pPr>
-        <w:pStyle w:val="Heading2"/>
+        <w:pStyle w:val="Heading1"/>
       </w:pPr>
       <w:r>
-        <w:t>4. Как реагирует на форс-мажоры</w:t>
+        <w:t>3. Цель на 3–5 лет: 120 млн рублей выручки</w:t>
       </w:r>
     </w:p>
     <w:p>
@@ -149,7 +113,7 @@
         <w:t xml:space="preserve">Ведущий: </w:t>
       </w:r>
       <w:r>
-        <w:t>В целом, мы все люди, и бывает такое, что случаются какие-то сложные ситуации: человек может заболеть, не успел подготовиться или урок прошёл не так. Как вы реагируете на такие моменты?</w:t>
+        <w:t>У вашей школы очень амбициозная цель на 3–5 лет: выручка 120 млн рублей в год и топ-1 среди школ на GetCourse — это платформа для онлайн-образования. Очень конкретная и амбициозная цель. Почему именно такая?</w:t>
       </w:r>
     </w:p>
     <w:p>
@@ -157,29 +121,15 @@
         <w:rPr>
           <w:b/>
         </w:rPr>
-        <w:t xml:space="preserve">Лариса: </w:t>
+        <w:t xml:space="preserve">Лариса Ромашова: </w:t>
       </w:r>
       <w:r>
-        <w:t>Ну, прежде всего, мы всегда встречаемся и обсуждаем, анализируем, если что-то не получилось на уроке. То есть у нас всегда есть такая индивидуальная встреча с педагогом, и мы пытаемся разобраться, как в этой ситуации можно реагировать, что действительно сработает и что мы можем в этой ситуации сделать.</w:t>
+        <w:t>Потому что это то состояние школы, когда она в первую очередь рентабельна: сама себя окупает и приносит именно тот доход, который позволяет мне как владельцу иметь своё свободное время, что для меня тоже немаловажно.</w:t>
       </w:r>
     </w:p>
     <w:p>
       <w:r>
-        <w:rPr>
-          <w:b/>
-        </w:rPr>
-        <w:t xml:space="preserve">Лариса: </w:t>
-      </w:r>
-      <w:r>
-        <w:t>А если педагог, конечно, может и заболеть, и пропустить — то у нас всегда есть замена, во-первых, потому что у меня большой коллектив, и всегда есть тот, кто может заменить педагога. Единственное условие — чтобы предупреждали заранее, если это даже за 10 минут, что не может человек провести занятие. То, конечно же, в этом случае тоже нужно предупредить сразу меня, администратора. И мы всегда решим этот вопрос.</w:t>
-      </w:r>
-    </w:p>
-    <w:p>
-      <w:pPr>
-        <w:pStyle w:val="Heading2"/>
-      </w:pPr>
-      <w:r>
-        <w:t>5. Что обещает команде</w:t>
+        <w:t>И, конечно же, там уже всё выстроено: вся система с педагогами и студентами, запросы которых выполняются и удовлетворяются. И это, конечно, гарантия качества, которой я тоже стараюсь следовать, проходя через все этапы, чтобы достичь этой цели.</w:t>
       </w:r>
     </w:p>
     <w:p>
@@ -190,7 +140,7 @@
         <w:t xml:space="preserve">Ведущий: </w:t>
       </w:r>
       <w:r>
-        <w:t>А вот непосредственно как руководитель, что именно вы обещаете своей команде и, наверное, что сложнее всего выполнить из этих обещаний?</w:t>
+        <w:t>А до 120 млн школа нерентабельна?</w:t>
       </w:r>
     </w:p>
     <w:p>
@@ -198,29 +148,23 @@
         <w:rPr>
           <w:b/>
         </w:rPr>
-        <w:t xml:space="preserve">Лариса: </w:t>
+        <w:t xml:space="preserve">Лариса Ромашова: </w:t>
       </w:r>
       <w:r>
-        <w:t>Я обещаю, и это несложно выполнить, — это, конечно же, вовремя оплата зарплаты, она всегда вовремя в определённый день. И также я гарантирую, что педагог не останется один на один со студентом. Потому что всегда будет помощь не только моя, но и команды наших педагогов, если не хватает материалов, не хватает каких-то пособий. Если не получается что-то, мы всегда открыто делимся, пытаемся командой решить любые вопросы, которые связаны с учебным процессом или связаны даже с тем, как вести ученика к его цели.</w:t>
+        <w:t>Нет, она рентабельна. Но удержать эту рентабельность, увеличивая денежный поток, расти, масштабировать школу — это очень сложно. Поэтому, конечно, я рассматриваю рентабельность уже на начальных этапах. И, конечно же, важно, чтобы школа могла работать даже без участия владельца, то есть без моего участия.</w:t>
       </w:r>
     </w:p>
     <w:p>
       <w:r>
-        <w:rPr>
-          <w:b/>
-        </w:rPr>
-        <w:t xml:space="preserve">Лариса: </w:t>
-      </w:r>
-      <w:r>
-        <w:t>Потому что бывают у нас очень высокие запросы — допустим, довести от нуля до B2 за девять месяцев. Как это возможно? Поскольку у меня такие кейсы есть, я довожу даже за четыре с половиной месяца. Я знаю, где и как, что нужно ученику, где и как ему нужно пройти ту или иную тему и как его подготовить к этому уровню. Поэтому я всегда открыта перед педагогами, я всегда делюсь, и у меня всегда есть такой момент обучения на первых порах, если нужно помочь в плане адаптации к нашему методу.</w:t>
+        <w:t>Моя цель — выстроить всё так, чтобы школа и масштабировалась, и в то же время давала мне возможность иметь личное время, и, работая сама, выполняла те функции и задачи, которые я перед ней ставлю.</w:t>
       </w:r>
     </w:p>
     <w:p>
       <w:pPr>
-        <w:pStyle w:val="Heading2"/>
+        <w:pStyle w:val="Heading1"/>
       </w:pPr>
       <w:r>
-        <w:t>6. Метод 20 на 80: практика с первого урока</w:t>
+        <w:t>4. Между консерваторией и Турином</w:t>
       </w:r>
     </w:p>
     <w:p>
@@ -231,7 +175,7 @@
         <w:t xml:space="preserve">Ведущий: </w:t>
       </w:r>
       <w:r>
-        <w:t>Я также знаю о том, что ваш метод — это 20 на 80, то есть у вас идёт 20% теории и 80% на разговорную практику акцент. Причём это идёт с самого первого урока, правильно?</w:t>
+        <w:t>За плечами у вас консерваторское образование — это было в двухтысячном. А потом, я так понимаю, в 2017 году вы прошли год обучения итальянскому языку для иностранцев в Турине. Что вы делали в этом достаточно большом промежутке?</w:t>
       </w:r>
     </w:p>
     <w:p>
@@ -239,29 +183,23 @@
         <w:rPr>
           <w:b/>
         </w:rPr>
-        <w:t xml:space="preserve">Лариса: </w:t>
+        <w:t xml:space="preserve">Лариса Ромашова: </w:t>
       </w:r>
       <w:r>
-        <w:t>Да-да, потому что очень часто встречаешься с вопросом, что приходят ученики и говорят: «Я уже год учу итальянский, или я живу уже год в Италии, а говорить до сих пор не начал». Почему? Потому что на самом деле язык для того и дан нам, иностранный, чтобы на нём говорить. А чтобы на нём говорить, нужно на нём сразу практиковаться.</w:t>
+        <w:t>По сути, этот промежуток был заполнен моими погружениями в разные проекты, в разные предметы, в разные возраста, потому что я всё время оставалась педагогом. Это моя сильная сторона. Не скажу, что это был мой основной вид деятельности на протяжении всех этих лет, но это тот компонент, который связывает все мои проекты с момента окончания консерватории.</w:t>
       </w:r>
     </w:p>
     <w:p>
       <w:r>
-        <w:rPr>
-          <w:b/>
-        </w:rPr>
-        <w:t xml:space="preserve">Лариса: </w:t>
-      </w:r>
-      <w:r>
-        <w:t>То есть, если я беру теорию — теория должна быть системная, структурная, но если она тут же не применяется в практике, она может либо забыться, либо она отрабатывается, но человек уже автоматически начинает переводить на свой язык эту практику. Он пытается сказать, а у него уже много теории звучит в голове. Поэтому лучше всего начинать с практики с первого занятия. У меня несколько инструментов есть, чтобы человек уже через два-три месяца говорил, общался на уровне мини-диалогов практически во всех общественных местах, допустим, в Италии, если он находится.</w:t>
+        <w:t>Я была педагогом и фортепиано, и сольфеджио. Потом погружалась в другие возраста, связанные с музыкой, потом в другие предметы — театр, английский язык. Затем постепенно был опыт проведения экскурсий. То есть это тоже одна из линий, которые я затрагивала.</w:t>
       </w:r>
     </w:p>
     <w:p>
       <w:pPr>
-        <w:pStyle w:val="Heading2"/>
+        <w:pStyle w:val="Heading1"/>
       </w:pPr>
       <w:r>
-        <w:t>7. Как обучает преподавателей методике</w:t>
+        <w:t>5. Опыт работы с малышами и индивидуализация</w:t>
       </w:r>
     </w:p>
     <w:p>
@@ -272,7 +210,7 @@
         <w:t xml:space="preserve">Ведущий: </w:t>
       </w:r>
       <w:r>
-        <w:t>А как вы помогаете своим преподавателям войти вот в эту самую методику? Ведь это тоже не так, как учат обычно в школе.</w:t>
+        <w:t>Давайте поподробнее про преподавание для детей. У вас был опыт работы с годовалыми детьми в студии «Крошка.Ру» — музыка и творческие предметы. Удаётся ли что-то из этого опыта переносить в онлайн-школу итальянского языка?</w:t>
       </w:r>
     </w:p>
     <w:p>
@@ -280,29 +218,28 @@
         <w:rPr>
           <w:b/>
         </w:rPr>
-        <w:t xml:space="preserve">Лариса: </w:t>
+        <w:t xml:space="preserve">Лариса Ромашова: </w:t>
       </w:r>
       <w:r>
-        <w:t>Вы знаете, на самом деле я очень много педагогов встречаю, которые тоже с первого занятия начинают практиковать язык, потому что понимают, что это необходимо. Если этого нет в методике, но педагог действительно хочет ею овладеть, то это, конечно, мои видеозаписи моих уроков, это мои встречи с педагогом, и когда я пошагово объясняю, как можно дать тот или иной материал и включить с первого занятия именно разговорную практику. Это всё я раскладываю прямо по элементам.</w:t>
+        <w:t>Весь мой опыт работы с детьми маленького возраста был для меня, на самом деле, одним из вызовов, потому что эта тема была для меня совершенно незнакома. То же самое потом произошло и с итальянским языком: нужно было погрузиться, построить систему и понять, что действительно нужно этому возрасту.</w:t>
       </w:r>
     </w:p>
     <w:p>
       <w:r>
-        <w:rPr>
-          <w:b/>
-        </w:rPr>
-        <w:t xml:space="preserve">Лариса: </w:t>
+        <w:t>Во-первых, каждому возрасту — и какой запрос идёт от клиента. Работая с маленькими детьми, нужно было дать именно то, что их развивает. То, что развивает двухлетнего человечка, и то, что развивает трёхлетнего, — две совершенно разные задачи. Одному нужно дать одно, другому — другое.</w:t>
       </w:r>
+    </w:p>
+    <w:p>
       <w:r>
-        <w:t>Ещё, конечно, немаловажно, как структурируется урок. Я всегда, когда просматриваю уроки педагога, сначала рассматриваю, как проводит сам педагог уроки. И я ему подсвечиваю, что хотелось бы улучшить, что можно было бы добавить, и как можно привести к результату ученика.</w:t>
+        <w:t>И вот эта индивидуализация, погружение в возраст, индивидуализация всех задач и подбор инструментов, которые срабатывают не через какой-то промежуток времени, а сразу, — этот навык я использую и сегодня в итальянском языке. Я даю инструменты, и у студентов получается сразу заговорить, сразу понять какое-то сложное правило и применить его в упражнении.</w:t>
       </w:r>
     </w:p>
     <w:p>
       <w:pPr>
-        <w:pStyle w:val="Heading2"/>
+        <w:pStyle w:val="Heading1"/>
       </w:pPr>
       <w:r>
-        <w:t>8. Свобода преподавателя в рамках системы</w:t>
+        <w:t>6. Как выглядит музыкальное занятие для годовалых</w:t>
       </w:r>
     </w:p>
     <w:p>
@@ -313,7 +250,7 @@
         <w:t xml:space="preserve">Ведущий: </w:t>
       </w:r>
       <w:r>
-        <w:t>А в рамках вот этой вашей системы насколько много свободы у преподавателя? То есть по поводу выбора материалов, что он должен говорить?</w:t>
+        <w:t>Всё-таки интересно: годовалые дети, музыка и другие обучающие предметы. Как выглядит фидбек? Родители могут сказать, нравится или нет. А дети в год, мне кажется, ещё даже не все говорят — ползают, что-то делают. В чём вообще заключается обучение музыке для них?</w:t>
       </w:r>
     </w:p>
     <w:p>
@@ -321,29 +258,23 @@
         <w:rPr>
           <w:b/>
         </w:rPr>
-        <w:t xml:space="preserve">Лариса: </w:t>
+        <w:t xml:space="preserve">Лариса Ромашова: </w:t>
       </w:r>
       <w:r>
-        <w:t>Ну вот по поводу материалов — для меня очень важно, чтобы, если мы на первых ступенях обучаем ученика, то это, конечно же, разговорная практика, связанная с лексикой: допустим, в баре, в супермаркете, передвижение по городу, в ресторане. То есть вот эти темы, с которыми встретится ученик действительно в реальности, и где ученик может рассказывать о себе.</w:t>
+        <w:t>У годовалых и двухлетних очень много эмоций и восприятий, которые поступают извне. Поэтому музыкальное занятие скорее ближе к театру: они проживают некую сказку, которая ведёт их через музыку, через разные действия, которые они должны прожить вместе с героем.</w:t>
       </w:r>
     </w:p>
     <w:p>
       <w:r>
-        <w:rPr>
-          <w:b/>
-        </w:rPr>
-        <w:t xml:space="preserve">Лариса: </w:t>
-      </w:r>
-      <w:r>
-        <w:t>Потому что на наших курсах также существует такая опция — это встреча с носителем языка. И поэтому, если я дам педагогу диалог, который должен быть озвучен носителем на его группе через четыре урока, и педагог может к этому результату привести по своим методикам, по своим учебникам — если он приводит к этому результату, то в этом вся свобода. Пожалуйста, если можете привести к этому результату учеников, можете использовать всё, что угодно. Потому что для меня важно, что ученик на занятиях удовлетворён, ему нравится, и он видит свои результаты.</w:t>
+        <w:t>Все полчаса они вместе с мамами проживают вместе с героем его путешествие: могут танцевать, подпевать герою, помогать ему, выручать. То есть всё занятие — это творческий, интересный процесс, который идёт через игру, через театр, через эмоции. И в то же время ребёнок получает тот первый опыт, который должен получить именно в этом возрасте.</w:t>
       </w:r>
     </w:p>
     <w:p>
       <w:pPr>
-        <w:pStyle w:val="Heading2"/>
+        <w:pStyle w:val="Heading1"/>
       </w:pPr>
       <w:r>
-        <w:t>9. Команда из пяти преподавателей: что они ценят</w:t>
+        <w:t>7. Волонтёрство и умение видеть потребности</w:t>
       </w:r>
     </w:p>
     <w:p>
@@ -354,7 +285,7 @@
         <w:t xml:space="preserve">Ведущий: </w:t>
       </w:r>
       <w:r>
-        <w:t>Насколько мне известно, у вас в команде уже пять преподавателей. И, наверное, такой вопрос: а что именно преподаватели ценят в вашей работе? Что им больше всего нравится — атмосфера, профессиональный рост, поддержка или оплата труда?</w:t>
+        <w:t>У вас был и обратный опыт: вы организовывали музыкальные концерты и театральные постановки в домах престарелых и одновременно в детских домах. Удалось ли что-то из этой работы перенести в школу?</w:t>
       </w:r>
     </w:p>
     <w:p>
@@ -362,29 +293,28 @@
         <w:rPr>
           <w:b/>
         </w:rPr>
-        <w:t xml:space="preserve">Лариса: </w:t>
+        <w:t xml:space="preserve">Лариса Ромашова: </w:t>
       </w:r>
       <w:r>
-        <w:t>Да, прежде всего, это то, что у них всегда есть заполненное расписание. То есть им не нужно искать учеников. Второе, конечно же, — это то, что это онлайн, и все организационные вопросы, все переписки с учениками, все переносы, все сложные вопросы, которые встают между учеником и обучением, — они все ложатся на плечи нашей организационной команды, команды администраторов и кураторов. Поэтому педагоги — они только приходят, обучают, ведут учеников, занимаются своим профессиональным делом. Всё, что связано с перепиской, организацией расписания, это всё ложится на плечи школы.</w:t>
+        <w:t>Да, думаю, да. Любой опыт всё равно даёт свою пользу. Волонтёрство — это прежде всего шаг навстречу потребностям людей, которые находятся в определённых условиях жизни. В этих условиях у них формируются свои потребности, которых им не хватает.</w:t>
       </w:r>
     </w:p>
     <w:p>
       <w:r>
-        <w:rPr>
-          <w:b/>
-        </w:rPr>
-        <w:t xml:space="preserve">Лариса: </w:t>
+        <w:t>И вот это видение — что человеку не хватает в этих условиях — и подбор того, что ему это даст, — то же самое, что и на занятиях итальянским: я вижу, чего не хватает, чтобы понять то или иное правило или чтобы человек сразу заговорил.</w:t>
       </w:r>
+    </w:p>
+    <w:p>
       <w:r>
-        <w:t>А также всё время поддержка. Всё время понимание, если у педагога что-то случается форс-мажорное — действительно, и это действительно, я в этот момент очень помогаю педагогам пройти какие-то моменты в жизни, потому что, конечно, это человеческий фактор, человеческие жизни, и бывает, всё может случиться. И поддержку эту педагог всегда получает. Ну и, конечно, оплата труда — она вовремя, это тоже они всегда знают, что они получат свою зарплату вовремя. То есть в этом они тоже надёжно защищены. И также доверие ко мне, дружеский коллектив, потому что действительно поддержка идёт не только со стороны меня, но также со стороны администрации, которая может и найти ученика, не пришедшего вовремя на занятия, и помочь разобраться в любых сложных ситуациях.</w:t>
+        <w:t>Или вижу, что человеку через три месяца сдавать экзамен, а его уровень этого не позволяет, и нигде не найти педагога, который возьмётся и решит его задачу. Тогда я беру, решаю, помогаю, вкладываюсь на все свои творческие 100%, чтобы человек действительно смог это сделать. У него тоже есть свои условия, свои потребности и своя задача, и он действительно ищет педагога, который ему поможет. И здесь этот опыт мне тоже помогает.</w:t>
       </w:r>
     </w:p>
     <w:p>
       <w:pPr>
-        <w:pStyle w:val="Heading2"/>
+        <w:pStyle w:val="Heading1"/>
       </w:pPr>
       <w:r>
-        <w:t>10. Карьерный рост в команде</w:t>
+        <w:t>8. Кейс: от A1 до сданного B2 за 5 месяцев</w:t>
       </w:r>
     </w:p>
     <w:p>
@@ -395,7 +325,7 @@
         <w:t xml:space="preserve">Ведущий: </w:t>
       </w:r>
       <w:r>
-        <w:t>А вот к вам пришёл преподаватель и начинает у вас работать. Какие его карьерные перспективы? То есть куда он может расти дальше в вашей команде?</w:t>
+        <w:t>Здесь удачно можно перейти к вашим кейсам с учениками. Вы, наверное, как раз упомянули Галину: она год занималась с двумя другими преподавателями, а ваше тестирование показало, что она осталась на уровне A1. Через пять месяцев нужно было сдавать экзамен — и через пять месяцев работы с вами она сдала на B2. Что вы сделали не так, как те два педагога?</w:t>
       </w:r>
     </w:p>
     <w:p>
@@ -403,18 +333,33 @@
         <w:rPr>
           <w:b/>
         </w:rPr>
-        <w:t xml:space="preserve">Лариса: </w:t>
+        <w:t xml:space="preserve">Лариса Ромашова: </w:t>
       </w:r>
       <w:r>
-        <w:t>Конечно, рост всегда есть. Потому что педагог — это, прежде всего, мой коллега. И коллега, который может взять и перенять мой метод и стать даже куратором педагогов, новых педагогов обучать — это, конечно же, рост в том, чтобы становиться старшим педагогом, становиться методистом. Также возможно взять руководящую роль отдела, отдела учебной части. Конечно, есть такой рост.</w:t>
+        <w:t>Во-первых, нужно сказать, что это была просто неадекватная оценка ученика. Она пришла к одному учителю, и через шесть месяцев педагог сказал ей: «Вы можете сдавать на уровень B2». Но ученица была адекватная и понимала, что не может сдать, раз даже не может говорить.</w:t>
+      </w:r>
+    </w:p>
+    <w:p>
+      <w:r>
+        <w:t>Она пошла к другому педагогу, который тоже пообещал ей сдачу B2 через шесть месяцев, и оказалась в той же самой ситуации. Когда она пришла ко мне, она была уверена, что знает итальянский на B2. Но когда я её протестировала, по грамматике она была на уровне A1, а практически — не говорила.</w:t>
+      </w:r>
+    </w:p>
+    <w:p>
+      <w:r>
+        <w:t>Поэтому первое, что я сделала, — дала ей инструменты, которые позволили ей заговорить через две недели. Затем дала базу уровня A2, потому что это основная база, которая требуется на экзамене. А затем через пробники мы довели её до уровня B2, чтобы она сдала экзамен положительно.</w:t>
+      </w:r>
+    </w:p>
+    <w:p>
+      <w:r>
+        <w:t>Она, конечно, не владела уровнем B2 в практике, но смогла сдать, потому что я знаю, как проходит экзамен, что нужно сдать и на что делать упор.</w:t>
       </w:r>
     </w:p>
     <w:p>
       <w:pPr>
-        <w:pStyle w:val="Heading2"/>
+        <w:pStyle w:val="Heading1"/>
       </w:pPr>
       <w:r>
-        <w:t>11. Кейс: от A1 за год до B2 за 5 месяцев</w:t>
+        <w:t>9. Метод 20/80 и итальянский за месяц</w:t>
       </w:r>
     </w:p>
     <w:p>
@@ -425,7 +370,7 @@
         <w:t xml:space="preserve">Ведущий: </w:t>
       </w:r>
       <w:r>
-        <w:t>Одна из ваших учениц год занималась с другим преподавателем и никак не могла преодолеть уровень A1. А по вашей системе за 5 месяцев она дошла до B2. Что именно в подходе преподавателей даёт возможность для такого вот скачка?</w:t>
+        <w:t>Если перейти от сдачи экзаменов к практическим навыкам: ваш метод — это 20% теории и 80% разговорной практики, прямо с самого начала. И у вас есть интересный кейс: ученица, которая знала французский на уровне C1, за месяц взяла итальянский с нуля и дошла до уровня, достаточного для практических целей. Помогло знание французского или скорость — это ваша фишка?</w:t>
       </w:r>
     </w:p>
     <w:p>
@@ -433,29 +378,28 @@
         <w:rPr>
           <w:b/>
         </w:rPr>
-        <w:t xml:space="preserve">Лариса: </w:t>
+        <w:t xml:space="preserve">Лариса Ромашова: </w:t>
       </w:r>
       <w:r>
-        <w:t>Ну, прежде всего, заинтересованность и обучаемость. Потому что, конечно же, эта студентка была проведена через группы. И что значит? Это не индивидуальным способом она дошла за 5 месяцев, а именно групповым. И там были приложены усилия двух педагогов. Один педагог русскоязычный, который мог объяснить грамматику и тут же внедрять её. И с другой стороны — это была носитель, с которой ученица, общаясь, могла разговориться. И она на самом деле, сдав экзамен, до сих пор хочет учиться и занимается сейчас, вот она занимается у неё.</w:t>
+        <w:t>Вы знаете, на самом деле и то, и другое. Она долго искала педагогов и говорила им, что ей нужно за один месяц. По её словам, некоторые даже бросали трубку во время разговора, когда она объясняла свою цель, — педагоги не были готовы взять на себя задачу подготовить её за месяц.</w:t>
       </w:r>
     </w:p>
     <w:p>
       <w:r>
-        <w:rPr>
-          <w:b/>
-        </w:rPr>
-        <w:t xml:space="preserve">Лариса: </w:t>
+        <w:t>Когда она пришла ко мне, моя система — а она структурирована — помогла ей так включиться в итальянский язык, что знание французского тоже ей очень сильно помогло, потому что грамматика французского и итальянского зеркалит друг друга. Вся грамматика, которая считается сложной, давалась ей легче, потому что она всё это уже прошла во французском.</w:t>
       </w:r>
+    </w:p>
+    <w:p>
       <w:r>
-        <w:t>Но сам педагог, даже носитель, он понимает мою систему, он её принимает. И то, что я даже носителю объясняю, как нужно вести ученика, этот носитель — он берёт и воплощает это в жизнь. Конечно же, он тоже сам работает, он сам находит материалы. Потому что если стоит задача, нам нужно, допустим, есть такой термин — кондиционале, вот эту вот форму глагольную использовать в практике, — и я показываю, как можно сделать, или не показываю, сам носитель может найти, как это сделать. Он находит материалы, делает ровно так, как я ему говорю, какие способы, инструменты методические можно использовать. И если это прислушивается носитель, то, конечно, этот результат может получиться. И естественно, получится.</w:t>
+        <w:t>Поэтому здесь можно сказать с двух сторон: моя система, продвигающая её в необходимом ей темпе, и, с другой стороны, её знание французского.</w:t>
       </w:r>
     </w:p>
     <w:p>
       <w:pPr>
-        <w:pStyle w:val="Heading2"/>
+        <w:pStyle w:val="Heading1"/>
       </w:pPr>
       <w:r>
-        <w:t>12. Разница между «ради денег» и неравнодушными</w:t>
+        <w:t>10. Помогают ли другие языки и сколько учить итальянский</w:t>
       </w:r>
     </w:p>
     <w:p>
@@ -466,7 +410,7 @@
         <w:t xml:space="preserve">Ведущий: </w:t>
       </w:r>
       <w:r>
-        <w:t>А как вы думаете, вот ученики, которые начинают заниматься с преподавателями, — они чувствуют разницу между теми, кто пришёл в эту работу только ради денег, или тем, кому действительно не всё равно и есть вот действительно это желание обучать?</w:t>
+        <w:t>А если человек знает на таком же уровне английский, это ему поможет? Всё-таки германская группа.</w:t>
       </w:r>
     </w:p>
     <w:p>
@@ -474,29 +418,23 @@
         <w:rPr>
           <w:b/>
         </w:rPr>
-        <w:t xml:space="preserve">Лариса: </w:t>
+        <w:t xml:space="preserve">Лариса Ромашова: </w:t>
       </w:r>
       <w:r>
-        <w:t>А вы знаете, если сказать, как это в действительности, — я таких педагогов встречала, которые приходят ради именно денег и не заинтересованы в учениках. Я таких встречала. И я знаю, что ко мне приходят клиенты от таких педагогов и рассказывают. Но в моей команде такому педагогу, ну, нам как бы не по пути. И поэтому я скажу так, что, конечно, ученики чувствуют, не только чувствуют, но они видят.</w:t>
+        <w:t>Из опыта — а у меня уже более 500 учеников за мои 10 лет преподавания итальянского языка — могу сказать, что те, кто знает европейские языки, идут быстрее. Тем, кто не знает, вообще сложнее, потому что нужно ещё отработать навык: я слышу совершенно другой язык, понимаю его и говорю на совершенно другом языке. Это тоже навык. И если он есть благодаря английскому, то в итальянском будет легче.</w:t>
       </w:r>
     </w:p>
     <w:p>
       <w:r>
-        <w:rPr>
-          <w:b/>
-        </w:rPr>
-        <w:t xml:space="preserve">Лариса: </w:t>
-      </w:r>
-      <w:r>
-        <w:t>Вот та же девушка, которая целый год с двумя педагогами проходила уровень A1. Они ей говорили, что вы на уровне B2 и вы можете сдать экзамен, идите сдавайте. А она говорит: «Так я не говорю. Я же не говорю, как так я пойду». Она оставляет одного педагога, идёт к другому. И тот ей тоже говорит: «Да идите сдавайте!» — или пропускает, начинает пропускать. А ей жизненно важно сдать этот экзамен. И вот она ко мне попадает с уверенностью, что она знает на уровне B2. Но когда я с ней начинаю проводить тест, оказывается, что это не B2, а начало уровня A2. А в теории она вообще говорить не может, она не может сказать даже одного слова.</w:t>
+        <w:t>Поэтому в случае с английским, с европейскими языками — а если их ещё два-три — темп обучения просто увеличивается. Язык можно учить и за один месяц, можно за восемь. В среднем, скажем, три-четыре месяца, в зависимости от базы и тех возможностей, которые есть у ученика для изучения языка.</w:t>
       </w:r>
     </w:p>
     <w:p>
       <w:pPr>
-        <w:pStyle w:val="Heading2"/>
+        <w:pStyle w:val="Heading1"/>
       </w:pPr>
       <w:r>
-        <w:t>13. Как стать преподавателем в команде</w:t>
+        <w:t>11. Кейс: поступление в университет Милана</w:t>
       </w:r>
     </w:p>
     <w:p>
@@ -507,7 +445,7 @@
         <w:t xml:space="preserve">Ведущий: </w:t>
       </w:r>
       <w:r>
-        <w:t>А если человек захочет попробовать себя в роли преподавателя итальянского языка у вас — что он должен сделать в первую очередь?</w:t>
+        <w:t>Ещё один интересный кейс: студентка в январе бросила университет, чтобы поступить в вуз в Италии. Пришла к вам в начале февраля и через четыре с половиной месяца сдала экзамен на B2 и поступила в Милан. Как выглядел план подготовки — ведь нужно было не просто сдать экзамен, а поступить?</w:t>
       </w:r>
     </w:p>
     <w:p>
@@ -515,29 +453,28 @@
         <w:rPr>
           <w:b/>
         </w:rPr>
-        <w:t xml:space="preserve">Лариса: </w:t>
+        <w:t xml:space="preserve">Лариса Ромашова: </w:t>
       </w:r>
       <w:r>
-        <w:t>Ну, в первую очередь, если человек действительно закончил вуз, владеет языком, — первый отбор происходит через видеопрезентацию на итальянском языке. Потому что через видеопрезентацию я вижу произношение и вижу, насколько человек готов именно рассказывать о себе, и также насколько он владеет разговорной речью. То есть я смотрю его уровень прежде всего и грамотность.</w:t>
+        <w:t>Да. Здесь тоже была выстроена стратегия: она шла именно по тем темам, которые давали ей возможность освоить базовый уровень — A2. Это тот уровень, который ей нужно было взять за короткое время. Это, конечно, непросто, но возможно.</w:t>
       </w:r>
     </w:p>
     <w:p>
       <w:r>
-        <w:rPr>
-          <w:b/>
-        </w:rPr>
-        <w:t xml:space="preserve">Лариса: </w:t>
+        <w:t>И, конечно же, как в спорте мы тренируемся, так и ей приходилось самостоятельно тренироваться дома. Система есть, всё ясно и понятно — оставалось только отрабатывать, как в спорте. И у неё эти возможности были.</w:t>
       </w:r>
+    </w:p>
+    <w:p>
       <w:r>
-        <w:t>А потом, конечно, идёт уже вторая часть отбора, когда я смотрю его занятия. Ну, мы с ним встречаемся, мы с ним разговариваем, я смотрю, на какие он опирается материалы. Потому что для меня важно, чтобы человек ещё опирался больше на итальянские учебники, потому что я не всем русским учебникам доверяю — имеется в виду учебникам русских авторов, это моя позиция просто. И поэтому для меня очень важно, как ведёт педагог. Если он ведёт только по одному учебнику, но готов к обучению и взять то, что я ему дам, то в этот момент, конечно, я беру педагога, и я готова с ним делиться, если он тоже готов взять то, что я ему предлагаю.</w:t>
+        <w:t>Поэтому, когда она взяла уровень A2, она прошла пробники, прошла у меня симулированный экзамен — и смогла прийти, удачно сдать его и поступить в вуз.</w:t>
       </w:r>
     </w:p>
     <w:p>
       <w:pPr>
-        <w:pStyle w:val="Heading2"/>
+        <w:pStyle w:val="Heading1"/>
       </w:pPr>
       <w:r>
-        <w:t>14. Контакты</w:t>
+        <w:t>12. Что проверяют на экзамене</w:t>
       </w:r>
     </w:p>
     <w:p>
@@ -548,7 +485,7 @@
         <w:t xml:space="preserve">Ведущий: </w:t>
       </w:r>
       <w:r>
-        <w:t>Ну, тогда, наверное, ещё такой вопрос: кому точно стоит вам написать, если он, посмотрев этот подкаст, захотел с вами сотрудничать?</w:t>
+        <w:t>А на экзамене соблюдается эта формула — 20% теории и 80% разговорной практики — или там всё выглядит по-другому?</w:t>
       </w:r>
     </w:p>
     <w:p>
@@ -556,10 +493,23 @@
         <w:rPr>
           <w:b/>
         </w:rPr>
-        <w:t xml:space="preserve">Лариса: </w:t>
+        <w:t xml:space="preserve">Лариса Ромашова: </w:t>
       </w:r>
       <w:r>
-        <w:t>Прежде всего — для того чтобы попасть ко мне в команду, нужно написать мне либо в Telegram, либо в Instagram, либо ВКонтакте меня можно найти, либо в WhatsApp. Да, по любой связи можно со мной связаться, а также на Профи.ру можно меня найти, если совсем нет возможности меня найти. Но всё это есть, я думаю, все мои контакты они все здесь есть, и поэтому можно смело писать. Я с удовольствием рассмотрю кандидатуру и с удовольствием поделюсь моим опытом, и вся поддержка, которую можете получить, — вы её получите.</w:t>
+        <w:t>Там есть устный экзамен, но три части в основном теоретические. Разговорной практики на экзамене требуется немного, но там требуется лексика. И это не та разговорная лексика, которая звучит в Италии каждый день. Есть ежедневный лексикон, а есть темы, на которые надо поговорить, — допустим, об искусственном интеллекте.</w:t>
+      </w:r>
+    </w:p>
+    <w:p>
+      <w:r>
+        <w:t>Как раз девушка, которая сдавала на B2, говорила на экзамене об искусственном интеллекте. То есть темы совсем не такие уж простые: нужно не только рассказать о себе, но и поговорить на тему, которая выходит за рамки обычного разговора. К этому тоже надо было подготовиться.</w:t>
+      </w:r>
+    </w:p>
+    <w:p>
+      <w:pPr>
+        <w:pStyle w:val="Heading1"/>
+      </w:pPr>
+      <w:r>
+        <w:t>13. Как Лариса отбирает преподавателей</w:t>
       </w:r>
     </w:p>
     <w:p>
@@ -570,7 +520,7 @@
         <w:t xml:space="preserve">Ведущий: </w:t>
       </w:r>
       <w:r>
-        <w:t>Хорошо. Спасибо большое вам за столь открытую беседу. Мне было с вами очень приятно, Лариса, пообщаться. Я надеюсь, кто нас тоже послушает, обязательно вам напишут и зададут свои вопросы. На этом я вас благодарю и, наверное, желаю вам хорошего дня и до связи.</w:t>
+        <w:t>Тот же принцип у вас и в подборе преподавателей: вы отбираете тех, у кого 20% теории и 80% практики. Как вы проверяете это на этапе собеседования?</w:t>
       </w:r>
     </w:p>
     <w:p>
@@ -578,10 +528,383 @@
         <w:rPr>
           <w:b/>
         </w:rPr>
-        <w:t xml:space="preserve">Лариса: </w:t>
+        <w:t xml:space="preserve">Лариса Ромашова: </w:t>
       </w:r>
       <w:r>
-        <w:t>Спасибо. Всего доброго. Спасибо. До свидания.</w:t>
+        <w:t>Прежде всего, чтобы попасть ко мне на собеседование, педагог присылает минутную презентацию на итальянском, в которой рассказывает о себе, о том, чем гордится в своей работе, о кейсах. Для чего мне это нужно? Чтобы я услышала, как она говорит, насколько качественно и насколько владеет языком.</w:t>
+      </w:r>
+    </w:p>
+    <w:p>
+      <w:r>
+        <w:t>Затем она попадает ко мне на собеседование, на котором я выясняю, на что она опирается, какой у неё опыт работы в группах и индивидуально. И прошу показать пример урока, где она объясняет какую-то тему: мне обязательно нужно видеть, насколько доступно она может объяснить ученику.</w:t>
+      </w:r>
+    </w:p>
+    <w:p>
+      <w:r>
+        <w:t>И второй момент — она показывает, как сразу превращает теорию в практику. Я убеждена, что теория должна даваться не для того, чтобы её потом где-то применить в тестах, а для того, чтобы начать говорить. Основной запрос наших студентов — говорить на языке. Редко встретишь того, кто хочет только читать.</w:t>
+      </w:r>
+    </w:p>
+    <w:p>
+      <w:pPr>
+        <w:pStyle w:val="Heading1"/>
+      </w:pPr>
+      <w:r>
+        <w:t>14. Контроль качества: вехи и носитель языка</w:t>
+      </w:r>
+    </w:p>
+    <w:p>
+      <w:r>
+        <w:rPr>
+          <w:b/>
+        </w:rPr>
+        <w:t xml:space="preserve">Ведущий: </w:t>
+      </w:r>
+      <w:r>
+        <w:t>Сейчас у вас пять преподавателей, и через школу прошло очень много учеников. Как вы физически контролируете качество преподавания?</w:t>
+      </w:r>
+    </w:p>
+    <w:p>
+      <w:r>
+        <w:rPr>
+          <w:b/>
+        </w:rPr>
+        <w:t xml:space="preserve">Лариса Ромашова: </w:t>
+      </w:r>
+      <w:r>
+        <w:t>Во-первых, педагоги у меня проходят обучение: я показываю свою программу и вехи, к которым они должны привести студентов за определённый период. Допустим, я даю определённый диалог, в котором ученик должен поговорить с носителем. Носитель приходит на занятия, чтобы снять блок первого контакта и общения с носителем.</w:t>
+      </w:r>
+    </w:p>
+    <w:p>
+      <w:r>
+        <w:t>С другой стороны, это возможность показать навык: ученики видят, что могут говорить с носителем. Когда ученик говорит с носителем, он чувствует себя увереннее — его слышат, и он может сказать. Педагогу даётся такой диалог, к которому он должен привести группу за первые четыре занятия, затем — за вторые четыре. То есть через месяц студенты должны участвовать в определённом диалоге с носителем. Как он к этому приведёт — я тоже даю свои инструменты, и даю щедро, если педагог не справляется своими силами.</w:t>
+      </w:r>
+    </w:p>
+    <w:p>
+      <w:pPr>
+        <w:pStyle w:val="Heading1"/>
+      </w:pPr>
+      <w:r>
+        <w:t>15. Случай с опоздавшей ученицей</w:t>
+      </w:r>
+    </w:p>
+    <w:p>
+      <w:r>
+        <w:rPr>
+          <w:b/>
+        </w:rPr>
+        <w:t xml:space="preserve">Ведущий: </w:t>
+      </w:r>
+      <w:r>
+        <w:t>Ещё немного про подбор. Помимо сказанного, вы цените в преподавателях влюблённость в итальянский язык и заинтересованность в результате студента. Бывало ли, что у преподавателя и 20/80 соблюдается, и в язык он влюблён, а в результатах студентов не очень заинтересован, и приходилось расставаться?</w:t>
+      </w:r>
+    </w:p>
+    <w:p>
+      <w:r>
+        <w:rPr>
+          <w:b/>
+        </w:rPr>
+        <w:t xml:space="preserve">Лариса Ромашова: </w:t>
+      </w:r>
+      <w:r>
+        <w:t>У меня был случай, когда педагог был не очень включён в студентов. У нас есть контроль качества — все занятия записываются, — и мы заметили: когда опоздавшая ученица появилась на уроке, педагог как будто её даже не заметил. Ей пришлось уйти с урока, а потом она вообще ушла из школы.</w:t>
+      </w:r>
+    </w:p>
+    <w:p>
+      <w:r>
+        <w:t>Педагог даже не поздоровался с ней, не установил контакт — не было интереса и радости от того, что на урок пришёл человек. Да, студентка опоздала на 20 минут. Но любое появление ученика на занятии — это всегда должна быть радость встречи. Таково моё понимание. Если мы хотим дать студенту то, что он должен получить, мы заинтересованы в его результатах.</w:t>
+      </w:r>
+    </w:p>
+    <w:p>
+      <w:r>
+        <w:t>На каком бы этапе урока он ни зашёл, мы всегда включены в учеников и заинтересованы в том, чтобы хотя бы к концу урока привести его к тому, что он пропустил, или предложить посмотреть видеозапись — но объяснить так, чтобы он включился в урок, а не сидел незамеченным.</w:t>
+      </w:r>
+    </w:p>
+    <w:p>
+      <w:r>
+        <w:rPr>
+          <w:b/>
+        </w:rPr>
+        <w:t xml:space="preserve">Ведущий: </w:t>
+      </w:r>
+      <w:r>
+        <w:t>Интересно. Мне кажется, это особенность европейского сервиса — не очень навязчивого. Я здесь, в Сербии, как-то опоздал в барбершоп минут на пять — не успевал с тренировки. Барбершоп по русской франшизе, но там все сербы — и владелец, и мастера. Серб очень сурово на меня посмотрел, я извинился, а он пробормотал что-то вроде «что мне твои извинения». Постриг хорошо, но не знаю, пойду ли я снова.</w:t>
+      </w:r>
+    </w:p>
+    <w:p>
+      <w:r>
+        <w:rPr>
+          <w:b/>
+        </w:rPr>
+        <w:t xml:space="preserve">Лариса Ромашова: </w:t>
+      </w:r>
+      <w:r>
+        <w:t>Мы всегда рады ученику с любого момента. Я всегда говорю: даже если он опоздал на 20 минут — сейчас такие реалии жизни, у ученика бывает всякое. И мы должны дать всё, что можем дать, на сто процентов.</w:t>
+      </w:r>
+    </w:p>
+    <w:p>
+      <w:pPr>
+        <w:pStyle w:val="Heading1"/>
+      </w:pPr>
+      <w:r>
+        <w:t>16. Практическая философия: собор с невидными частями</w:t>
+      </w:r>
+    </w:p>
+    <w:p>
+      <w:r>
+        <w:rPr>
+          <w:b/>
+        </w:rPr>
+        <w:t xml:space="preserve">Ведущий: </w:t>
+      </w:r>
+      <w:r>
+        <w:t>У вас несколько увлечений: классическая музыка, история искусства и практическая философия. Влияет ли практическая философия на то, как вы преподаёте?</w:t>
+      </w:r>
+    </w:p>
+    <w:p>
+      <w:r>
+        <w:rPr>
+          <w:b/>
+        </w:rPr>
+        <w:t xml:space="preserve">Лариса Ромашова: </w:t>
+      </w:r>
+      <w:r>
+        <w:t>Да, конечно, влияет. Чему учит философия? Тому, чтобы то, что мы делаем и за что отвечаем, мы делали с полной отдачей, на 100%. Дела, сделанные с сердцем, — так говорят мудрые. Дела, в которые мы вкладываемся по полной программе. Допустим, если мы реконструируем собор, то даже самые удалённые, невидные его части красим так же ответственно, как и самое видное место.</w:t>
+      </w:r>
+    </w:p>
+    <w:p>
+      <w:r>
+        <w:t>И эта философия, естественно, отражается в моей работе. Я стараюсь выкладываться на все сто, и даже самые мелкие детали, которые можно было бы упустить, потому что их не особо видно, я стараюсь подсветить, чтобы человек в той же мере получил то, что должен получить.</w:t>
+      </w:r>
+    </w:p>
+    <w:p>
+      <w:pPr>
+        <w:pStyle w:val="Heading1"/>
+      </w:pPr>
+      <w:r>
+        <w:t>17. Масштабирование: что передать команде</w:t>
+      </w:r>
+    </w:p>
+    <w:p>
+      <w:r>
+        <w:rPr>
+          <w:b/>
+        </w:rPr>
+        <w:t xml:space="preserve">Ведущий: </w:t>
+      </w:r>
+      <w:r>
+        <w:t>Поговорим про масштабирование. Вы уже сказали, что амбициозная цель нужна в том числе для того, чтобы вы не преподавали, не были оперативно включены в бизнес, а смотрели на всё стратегически. Но сейчас бизнес работает без вас лишь частично. Что из операционных задач можно было бы уже сейчас передать команде, чтобы снять с вас нагрузку?</w:t>
+      </w:r>
+    </w:p>
+    <w:p>
+      <w:r>
+        <w:rPr>
+          <w:b/>
+        </w:rPr>
+        <w:t xml:space="preserve">Лариса Ромашова: </w:t>
+      </w:r>
+      <w:r>
+        <w:t>Прежде всего — сам процесс обучения педагогов и первый вход студентов на начальном этапе: формирование групп, методическая помощь педагогам. Прежде всего это подбор правильных групп, потому что очень важно, чтобы студент попал в группу со своим темпом развития и к своему педагогу, который действительно его педагог.</w:t>
+      </w:r>
+    </w:p>
+    <w:p>
+      <w:r>
+        <w:t>И, конечно, по возрасту бывают несостыковки: молодых девушек лет 17 я стараюсь объединять, потому что это молодёжь. Взрослые, конечно, тоже могут находиться с ними в одной группе, но я всегда смотрю, чтобы это было адекватно и правильно.</w:t>
+      </w:r>
+    </w:p>
+    <w:p>
+      <w:r>
+        <w:rPr>
+          <w:b/>
+        </w:rPr>
+        <w:t xml:space="preserve">Ведущий: </w:t>
+      </w:r>
+      <w:r>
+        <w:t>В каком смысле — адекватно?</w:t>
+      </w:r>
+    </w:p>
+    <w:p>
+      <w:r>
+        <w:rPr>
+          <w:b/>
+        </w:rPr>
+        <w:t xml:space="preserve">Лариса Ромашова: </w:t>
+      </w:r>
+      <w:r>
+        <w:t>Есть группы, в которых просто взрослые люди, которым интересно рассказывать, как они путешествуют по Италии, что у них там происходит. Они достаточно часто поднимают эту тему и задают свои вопросы. А у молодёжи такого нет. Поэтому таких студентов я, конечно, разделяю.</w:t>
+      </w:r>
+    </w:p>
+    <w:p>
+      <w:r>
+        <w:rPr>
+          <w:b/>
+        </w:rPr>
+        <w:t xml:space="preserve">Ведущий: </w:t>
+      </w:r>
+      <w:r>
+        <w:t>Интересно. У меня жена ходит на сербский и тоже часто рассказывает про путешествия: мы по Сербии много ездим, не сидим на месте. Сербы сами мало путешествуют по своей стране, так что мы побывали в гораздо большем количестве мест — просто потому, что интересно.</w:t>
+      </w:r>
+    </w:p>
+    <w:p>
+      <w:r>
+        <w:rPr>
+          <w:b/>
+        </w:rPr>
+        <w:t xml:space="preserve">Лариса Ромашова: </w:t>
+      </w:r>
+      <w:r>
+        <w:t>Да, молодёжи это тоже полезно знать, но у них, наоборот, паника: они готовятся к уровню B2 через год, а слушать такие рассказы иногда занимает достаточно много времени от урока. А другим это, наоборот, полезно: они тоже хотят поехать, им нужно выяснить, где что и как купить, и они друг другу помогают. Но это совершенно не та обстановка для молодёжи, которая идёт сдавать экзамен.</w:t>
+      </w:r>
+    </w:p>
+    <w:p>
+      <w:pPr>
+        <w:pStyle w:val="Heading1"/>
+      </w:pPr>
+      <w:r>
+        <w:t>18. Можно ли передать методическую функцию</w:t>
+      </w:r>
+    </w:p>
+    <w:p>
+      <w:r>
+        <w:rPr>
+          <w:b/>
+        </w:rPr>
+        <w:t xml:space="preserve">Ведущий: </w:t>
+      </w:r>
+      <w:r>
+        <w:t>Понятно — у них просто другие интересы. Насколько я понимаю, во многом вы сейчас — методический центр компании: задаёте правила вроде 20% теории и 80% практики. Насколько реалистично со временем передать эту функцию команде?</w:t>
+      </w:r>
+    </w:p>
+    <w:p>
+      <w:r>
+        <w:rPr>
+          <w:b/>
+        </w:rPr>
+        <w:t xml:space="preserve">Лариса Ромашова: </w:t>
+      </w:r>
+      <w:r>
+        <w:t>В реальности это возможно, потому что на моём опыте уже есть несколько педагогов, которым я передаю опыт, программу и инструменты, помогающие добиваться результата прямо на занятии. И это срабатывает: эти педагоги становятся моими маленькими звёздочками, потому что получают очень много положительных отзывов.</w:t>
+      </w:r>
+    </w:p>
+    <w:p>
+      <w:r>
+        <w:t>Иногда я захожу в группу провести занятие и посмотреть, какая там обстановка, — и студенты очень благодарят: за короткое время они уже могут понимать такой объём текста, столько говорить и отвечать. Поэтому я всегда рада, что мои педагоги, мои звёздочки, действительно воплощают то, что я им передала, и, возможно, где-то даже лучше. Этого я тоже жду от своих педагогов.</w:t>
+      </w:r>
+    </w:p>
+    <w:p>
+      <w:pPr>
+        <w:pStyle w:val="Heading1"/>
+      </w:pPr>
+      <w:r>
+        <w:t>19. Что бы Лариса сказала себе в начале пути</w:t>
+      </w:r>
+    </w:p>
+    <w:p>
+      <w:r>
+        <w:rPr>
+          <w:b/>
+        </w:rPr>
+        <w:t xml:space="preserve">Ведущий: </w:t>
+      </w:r>
+      <w:r>
+        <w:t>Представьте, что у вас есть машина времени, и вы можете обратиться к себе — выпускнице консерватории по классу фортепиано — с тем опытом, который есть у вас сейчас. Что бы вы себе сказали?</w:t>
+      </w:r>
+    </w:p>
+    <w:p>
+      <w:r>
+        <w:rPr>
+          <w:b/>
+        </w:rPr>
+        <w:t xml:space="preserve">Лариса Ромашова: </w:t>
+      </w:r>
+      <w:r>
+        <w:t>Прежде всего я бы сказала, что профессия педагога — это не то, что я о себе думала. Я думала, что педагог — это большие вложения сил, эмоций, времени, постоянное обучение и очень низкая зарплата. И что работать нужно не просто 8 часов: педагог приходит после работы и вместо личного времени продолжает проверять домашние задания, отправлять комментарии. Его рабочий день продолжается и в личной жизни.</w:t>
+      </w:r>
+    </w:p>
+    <w:p>
+      <w:r>
+        <w:t>А сказала бы я себе, что профессия педагога — это очень ценный ресурс, потому что из неё можно вырасти в руководителя и стать человеком, который может позволить себе планировать своё время, иметь своё время и иметь те деньги, которые помогут реализовывать все мечты и желания.</w:t>
+      </w:r>
+    </w:p>
+    <w:p>
+      <w:pPr>
+        <w:pStyle w:val="Heading1"/>
+      </w:pPr>
+      <w:r>
+        <w:t>20. Совет тем, кто 10 лет учит язык и не говорит</w:t>
+      </w:r>
+    </w:p>
+    <w:p>
+      <w:r>
+        <w:rPr>
+          <w:b/>
+        </w:rPr>
+        <w:t xml:space="preserve">Ведущий: </w:t>
+      </w:r>
+      <w:r>
+        <w:t>А что бы вы посоветовали человеку, который 10 лет учит иностранный язык и так и не говорит на нём?</w:t>
+      </w:r>
+    </w:p>
+    <w:p>
+      <w:r>
+        <w:rPr>
+          <w:b/>
+        </w:rPr>
+        <w:t xml:space="preserve">Лариса Ромашова: </w:t>
+      </w:r>
+      <w:r>
+        <w:t>Если человек учит иностранный язык 10 лет, значит, в этом обучении не хватает одного момента — для чего его учат. Все действия происходят под какую-то цель. Если не было цели, чтобы ученик заговорил, значит, 10 лет его учили так, чтобы он не говорил. Если ученик хочет говорить и поставит мне цель — «я хочу говорить», — я научу говорить.</w:t>
+      </w:r>
+    </w:p>
+    <w:p>
+      <w:pPr>
+        <w:pStyle w:val="Heading1"/>
+      </w:pPr>
+      <w:r>
+        <w:t>21. Контакты и завершение</w:t>
+      </w:r>
+    </w:p>
+    <w:p>
+      <w:r>
+        <w:rPr>
+          <w:b/>
+        </w:rPr>
+        <w:t xml:space="preserve">Ведущий: </w:t>
+      </w:r>
+      <w:r>
+        <w:t>Если кто-то из наших слушателей и зрителей захочет с вами связаться, как это лучше сделать?</w:t>
+      </w:r>
+    </w:p>
+    <w:p>
+      <w:r>
+        <w:rPr>
+          <w:b/>
+        </w:rPr>
+        <w:t xml:space="preserve">Лариса Ромашова: </w:t>
+      </w:r>
+      <w:r>
+        <w:t>Меня можно найти в соцсетях: в Instagram, в Телеграме — у меня есть Телеграм-канал. Есть WhatsApp и телефон, я всегда на связи. Мне можно писать в любое время, и всегда ответим либо я, либо моя помощница.</w:t>
+      </w:r>
+    </w:p>
+    <w:p>
+      <w:r>
+        <w:rPr>
+          <w:b/>
+        </w:rPr>
+        <w:t xml:space="preserve">Ведущий: </w:t>
+      </w:r>
+      <w:r>
+        <w:t>Хорошо. Думаю, все ссылки и контакты будут в описании выпуска и на вашем сайте. Спасибо, что рассказали, — было очень интересно, иногда неожиданно. Спасибо всем, кто посмотрел и послушал нас!</w:t>
+      </w:r>
+    </w:p>
+    <w:p>
+      <w:r>
+        <w:rPr>
+          <w:b/>
+        </w:rPr>
+        <w:t xml:space="preserve">Лариса Ромашова: </w:t>
+      </w:r>
+      <w:r>
+        <w:t>Спасибо вам, Денис. Всем спасибо!</w:t>
       </w:r>
     </w:p>
     <w:sectPr>
@@ -958,7 +1281,7 @@
     <w:qFormat/>
     <w:rsid w:val="00FC693F"/>
     <w:rPr>
-      <w:rFonts w:ascii="Calibri" w:hAnsi="Calibri"/>
+      <w:rFonts w:ascii="Arial" w:hAnsi="Arial"/>
       <w:sz w:val="22"/>
     </w:rPr>
   </w:style>
